--- a/prezentare_draft.docx
+++ b/prezentare_draft.docx
@@ -12,6 +12,28 @@
           <w:lang w:val="ro-RO"/>
         </w:rPr>
       </w:pPr>
+    </w:p>
+    <w:p>
+      <w:pPr>
+        <w:spacing w:after="160"/>
+        <w:rPr>
+          <w:b/>
+          <w:bCs/>
+          <w:noProof/>
+          <w:lang w:val="ro-RO"/>
+        </w:rPr>
+      </w:pPr>
+    </w:p>
+    <w:p>
+      <w:pPr>
+        <w:spacing w:after="160"/>
+        <w:rPr>
+          <w:b/>
+          <w:bCs/>
+          <w:noProof/>
+          <w:lang w:val="ro-RO"/>
+        </w:rPr>
+      </w:pPr>
       <w:r>
         <w:rPr>
           <w:b/>
@@ -647,220 +669,1222 @@
           <w:bCs/>
           <w:noProof/>
         </w:rPr>
+        <w:t>DRAFT 2 – scurtat</w:t>
+      </w:r>
+    </w:p>
+    <w:p>
+      <w:pPr>
+        <w:spacing w:after="160"/>
+        <w:rPr>
+          <w:b/>
+          <w:bCs/>
+          <w:noProof/>
+        </w:rPr>
+      </w:pPr>
+      <w:r>
+        <w:rPr>
+          <w:b/>
+          <w:bCs/>
+          <w:noProof/>
+        </w:rPr>
+        <w:t>1.</w:t>
+      </w:r>
+      <w:r>
+        <w:rPr>
+          <w:b/>
+          <w:bCs/>
+          <w:noProof/>
+        </w:rPr>
+        <w:t xml:space="preserve"> </w:t>
+      </w:r>
+      <w:r>
+        <w:rPr>
+          <w:b/>
+          <w:bCs/>
+          <w:noProof/>
+        </w:rPr>
+        <w:t>Introducere</w:t>
+      </w:r>
+    </w:p>
+    <w:p>
+      <w:pPr>
+        <w:spacing w:after="160"/>
+        <w:rPr>
+          <w:b/>
+          <w:bCs/>
+          <w:noProof/>
+        </w:rPr>
+      </w:pPr>
+    </w:p>
+    <w:p>
+      <w:pPr>
+        <w:spacing w:after="160"/>
+        <w:rPr>
+          <w:noProof/>
+        </w:rPr>
+      </w:pPr>
+      <w:r>
+        <w:rPr>
+          <w:b/>
+          <w:bCs/>
+          <w:noProof/>
+        </w:rPr>
+        <w:t xml:space="preserve">2. Direct Inference from Sensor Data </w:t>
+      </w:r>
+    </w:p>
+    <w:p>
+      <w:pPr>
+        <w:spacing w:after="160"/>
+        <w:rPr>
+          <w:noProof/>
+          <w:lang w:val="ro-RO"/>
+        </w:rPr>
+      </w:pPr>
+      <w:r>
+        <w:rPr>
+          <w:noProof/>
+          <w:lang w:val="ro-RO"/>
+        </w:rPr>
+        <w:t xml:space="preserve">In general, calibrarea se face astfel: presupui o valoare pentru </w:t>
+      </w:r>
+      <w:r>
+        <w:rPr>
+          <w:noProof/>
+          <w:lang w:val="ro-RO"/>
+        </w:rPr>
+        <w:t>constante</w:t>
+      </w:r>
+      <w:r>
+        <w:rPr>
+          <w:noProof/>
+          <w:lang w:val="ro-RO"/>
+        </w:rPr>
+        <w:t>, rulezi modelul termic, compari curba simulată cu cea măsurată, corectezi presupunerea și o iei de la capăt.</w:t>
+      </w:r>
+    </w:p>
+    <w:p>
+      <w:pPr>
+        <w:spacing w:after="160"/>
+        <w:rPr>
+          <w:noProof/>
+          <w:lang w:val="ro-RO"/>
+        </w:rPr>
+      </w:pPr>
+      <w:r>
+        <w:rPr>
+          <w:noProof/>
+          <w:lang w:val="ro-RO"/>
+        </w:rPr>
+        <w:t xml:space="preserve">Funcționează. Problema e costul. Într-un test facut de mine, metodele clasice consumă între 520 și 1100 de rulări complete ale simulatorului pentru </w:t>
+      </w:r>
+      <w:r>
+        <w:rPr>
+          <w:b/>
+          <w:bCs/>
+          <w:noProof/>
+          <w:lang w:val="ro-RO"/>
+        </w:rPr>
+        <w:t>o singură</w:t>
+      </w:r>
+      <w:r>
+        <w:rPr>
+          <w:noProof/>
+          <w:lang w:val="ro-RO"/>
+        </w:rPr>
+        <w:t xml:space="preserve"> calibrare. Și costul acesta se plătește integral din nou pentru fiecare motor.</w:t>
+      </w:r>
+    </w:p>
+    <w:p>
+      <w:pPr>
+        <w:spacing w:after="160"/>
+        <w:rPr>
+          <w:noProof/>
+        </w:rPr>
+      </w:pPr>
+      <w:r>
+        <w:rPr>
+          <w:noProof/>
+        </w:rPr>
+        <w:t xml:space="preserve">Ipoteza pe care o testez: un model antrenat o singură dată, offline, poate egala metodele clasice ca acuratețe, înlocuind căutarea lor cu </w:t>
+      </w:r>
+      <w:r>
+        <w:rPr>
+          <w:noProof/>
+        </w:rPr>
+        <w:t>un singur forward pass</w:t>
+      </w:r>
+      <w:r>
+        <w:rPr>
+          <w:noProof/>
+        </w:rPr>
+        <w:t>. Zero rulări de simulator per calibrare.</w:t>
+      </w:r>
+    </w:p>
+    <w:p>
+      <w:pPr>
+        <w:spacing w:after="160"/>
+        <w:rPr>
+          <w:noProof/>
+        </w:rPr>
+      </w:pPr>
+      <w:r>
+        <w:rPr>
+          <w:b/>
+          <w:bCs/>
+          <w:noProof/>
+        </w:rPr>
+        <w:t xml:space="preserve">3. Why constant calibration? </w:t>
+      </w:r>
+    </w:p>
+    <w:p>
+      <w:pPr>
+        <w:spacing w:after="160"/>
+        <w:rPr>
+          <w:noProof/>
+        </w:rPr>
+      </w:pPr>
+      <w:r>
+        <w:rPr>
+          <w:noProof/>
+        </w:rPr>
+        <w:t>Un model termic e exact atât de bun pe cât sunt constantele din el — și ele nu sunt fixe. Derivă: variație de fabricație, praf și îmbătrânirea izolației, condiții de mediu care se schimbă.</w:t>
+      </w:r>
+    </w:p>
+    <w:p>
+      <w:pPr>
+        <w:spacing w:after="160"/>
+        <w:rPr>
+          <w:noProof/>
+        </w:rPr>
+      </w:pPr>
+      <w:r>
+        <w:rPr>
+          <w:noProof/>
+        </w:rPr>
+        <w:t>Și contează în ambele sensuri. Dacă modelul crede că motorul se răcește mai bine decât o face, subestimează temperatura — protecția intervine prea târziu și izolația se degradează. Dacă greșești invers, oprești producția degeaba.</w:t>
+      </w:r>
+    </w:p>
+    <w:p>
+      <w:pPr>
+        <w:spacing w:after="160"/>
+        <w:rPr>
+          <w:noProof/>
+        </w:rPr>
+      </w:pPr>
+      <w:r>
+        <w:rPr>
+          <w:noProof/>
+        </w:rPr>
+        <w:t xml:space="preserve">Deci calibrarea nu poate fi un pas făcut o dată, la punerea în funcțiune. Trebuie repetată — și trebuie să fie </w:t>
+      </w:r>
+      <w:r>
+        <w:rPr>
+          <w:noProof/>
+        </w:rPr>
+        <w:t>cu un cost redus</w:t>
+      </w:r>
+      <w:r>
+        <w:rPr>
+          <w:noProof/>
+        </w:rPr>
+        <w:t>.</w:t>
+      </w:r>
+    </w:p>
+    <w:p>
+      <w:pPr>
+        <w:spacing w:after="160"/>
+        <w:rPr>
+          <w:noProof/>
+        </w:rPr>
+      </w:pPr>
+      <w:r>
+        <w:rPr>
+          <w:b/>
+          <w:bCs/>
+          <w:noProof/>
+        </w:rPr>
+        <w:t xml:space="preserve">4. Heat Transfer Dynamics </w:t>
+      </w:r>
+    </w:p>
+    <w:p>
+      <w:pPr>
+        <w:spacing w:after="160"/>
+        <w:rPr>
+          <w:noProof/>
+        </w:rPr>
+      </w:pPr>
+      <w:r>
+        <w:rPr>
+          <w:noProof/>
+        </w:rPr>
+        <w:t xml:space="preserve">Modelul propus de mine tratează două cazuri: 1 </w:t>
+      </w:r>
+      <w:r>
+        <w:rPr>
+          <w:noProof/>
+        </w:rPr>
+        <w:t>constanta</w:t>
+      </w:r>
+      <w:r>
+        <w:rPr>
+          <w:noProof/>
+        </w:rPr>
+        <w:t xml:space="preserve"> și 2 </w:t>
+      </w:r>
+      <w:r>
+        <w:rPr>
+          <w:noProof/>
+        </w:rPr>
+        <w:t>constante</w:t>
+      </w:r>
+      <w:r>
+        <w:rPr>
+          <w:noProof/>
+        </w:rPr>
+        <w:t>.</w:t>
+      </w:r>
+      <w:r>
+        <w:rPr>
+          <w:noProof/>
+        </w:rPr>
+        <w:t xml:space="preserve"> </w:t>
+      </w:r>
+      <w:r>
+        <w:rPr>
+          <w:noProof/>
+        </w:rPr>
+        <w:t>Un nod e o masă termică pe care o tratez ca având o singură temperatură uniformă. Un nod înseamnă tot motorul ca o singură masă</w:t>
+      </w:r>
+      <w:r>
+        <w:rPr>
+          <w:noProof/>
+        </w:rPr>
+        <w:t xml:space="preserve">. </w:t>
+      </w:r>
+      <w:r>
+        <w:rPr>
+          <w:noProof/>
+        </w:rPr>
+        <w:t xml:space="preserve">Modelul cu două noduri tratează </w:t>
+      </w:r>
+      <w:r>
+        <w:rPr>
+          <w:b/>
+          <w:bCs/>
+          <w:noProof/>
+        </w:rPr>
+        <w:t>înfășurarea de cupru</w:t>
+      </w:r>
+      <w:r>
+        <w:rPr>
+          <w:noProof/>
+        </w:rPr>
+        <w:t xml:space="preserve"> și </w:t>
+      </w:r>
+      <w:r>
+        <w:rPr>
+          <w:b/>
+          <w:bCs/>
+          <w:noProof/>
+        </w:rPr>
+        <w:t>carcasa</w:t>
+      </w:r>
+      <w:r>
+        <w:rPr>
+          <w:noProof/>
+        </w:rPr>
+        <w:t xml:space="preserve"> ca două mase termice separate, legate prin izolație. Izolația nu e ea însăși un nod — e calea de conducție dintre ele, iar rezistența ei e a doua necunoscută, k_wh.</w:t>
+      </w:r>
+    </w:p>
+    <w:p>
+      <w:pPr>
+        <w:spacing w:after="160"/>
+        <w:rPr>
+          <w:noProof/>
+        </w:rPr>
+      </w:pPr>
+      <w:r>
+        <w:rPr>
+          <w:noProof/>
+        </w:rPr>
+        <w:t>Complexitatea aflarii celei de a doua constante este mai ridicata (explicatie grafic rapida).</w:t>
+      </w:r>
+    </w:p>
+    <w:p>
+      <w:pPr>
+        <w:spacing w:after="160"/>
+        <w:rPr>
+          <w:noProof/>
+        </w:rPr>
+      </w:pPr>
+      <w:r>
+        <w:rPr>
+          <w:noProof/>
+        </w:rPr>
+        <w:t>Motoarele au fost gandite la mine in cod ca putand fii in trei stari: ramp, on/off, step (start&amp;hold) aici ajunge la un echilibru -&gt; formulele in regim stationar functioneaza si e mai usor de calibrat.</w:t>
+      </w:r>
+    </w:p>
+    <w:p>
+      <w:pPr>
+        <w:spacing w:after="160"/>
+        <w:rPr>
+          <w:noProof/>
+        </w:rPr>
+      </w:pPr>
+      <w:r>
+        <w:rPr>
+          <w:b/>
+          <w:bCs/>
+          <w:noProof/>
+        </w:rPr>
+        <w:t>5. Fundamental Equations</w:t>
+      </w:r>
+    </w:p>
+    <w:p>
+      <w:pPr>
+        <w:spacing w:after="160"/>
+        <w:rPr>
+          <w:noProof/>
+        </w:rPr>
+      </w:pPr>
+      <w:r>
+        <w:rPr>
+          <w:noProof/>
+        </w:rPr>
+        <w:t>Consideram urmatoarea</w:t>
+      </w:r>
+      <w:r>
+        <w:rPr>
+          <w:noProof/>
+        </w:rPr>
+        <w:t xml:space="preserve"> ecuație</w:t>
+      </w:r>
+      <w:r>
+        <w:rPr>
+          <w:noProof/>
+        </w:rPr>
+        <w:t xml:space="preserve"> de baza</w:t>
+      </w:r>
+      <w:r>
+        <w:rPr>
+          <w:noProof/>
+        </w:rPr>
+        <w:t>: căldura care intră, minus cea care iese, egal cea care se acumulează. Intră I²R — efect Joule. Iese hA ori diferența față de mediu. Rezistența și capacitatea le cunosc; hA e singura necunoscută.</w:t>
+      </w:r>
+    </w:p>
+    <w:p>
+      <w:pPr>
+        <w:spacing w:after="160"/>
+        <w:rPr>
+          <w:noProof/>
+        </w:rPr>
+      </w:pPr>
+      <w:r>
+        <w:rPr>
+          <w:noProof/>
+        </w:rPr>
+        <w:t xml:space="preserve">Iar dacă </w:t>
+      </w:r>
+      <w:r>
+        <w:rPr>
+          <w:b/>
+          <w:bCs/>
+          <w:noProof/>
+        </w:rPr>
+        <w:t>integrez</w:t>
+      </w:r>
+      <w:r>
+        <w:rPr>
+          <w:noProof/>
+        </w:rPr>
+        <w:t xml:space="preserve"> ecuația în loc s-o rezolv, hA devine </w:t>
+      </w:r>
+      <w:r>
+        <w:rPr>
+          <w:b/>
+          <w:bCs/>
+          <w:noProof/>
+        </w:rPr>
+        <w:t>panta unei drepte</w:t>
+      </w:r>
+      <w:r>
+        <w:rPr>
+          <w:noProof/>
+        </w:rPr>
+        <w:t xml:space="preserve"> — exact, pentru orice profil de sarcină.</w:t>
+      </w:r>
+    </w:p>
+    <w:p>
+      <w:pPr>
+        <w:spacing w:after="160"/>
+        <w:rPr>
+          <w:noProof/>
+        </w:rPr>
+      </w:pPr>
+      <w:r>
+        <w:rPr>
+          <w:b/>
+          <w:bCs/>
+          <w:noProof/>
+        </w:rPr>
+        <w:t>6. Coupled Energy Balance</w:t>
+      </w:r>
+    </w:p>
+    <w:p>
+      <w:pPr>
+        <w:spacing w:after="160"/>
+        <w:rPr>
+          <w:noProof/>
+        </w:rPr>
+      </w:pPr>
+      <w:r>
+        <w:rPr>
+          <w:noProof/>
+        </w:rPr>
+        <w:t xml:space="preserve">La două </w:t>
+      </w:r>
+      <w:r>
+        <w:rPr>
+          <w:noProof/>
+        </w:rPr>
+        <w:t>constante</w:t>
+      </w:r>
+      <w:r>
+        <w:rPr>
+          <w:noProof/>
+        </w:rPr>
+        <w:t xml:space="preserve"> e aceeași ecuație scrisă de două ori, în serie: căldura se generează în înfășurare, trece prin izolație în carcasă — asta e k_wh — și abia carcasa o cedează mediului prin hA.</w:t>
+      </w:r>
+    </w:p>
+    <w:p>
+      <w:pPr>
+        <w:spacing w:after="160"/>
+        <w:rPr>
+          <w:noProof/>
+        </w:rPr>
+      </w:pPr>
+      <w:r>
+        <w:rPr>
+          <w:b/>
+          <w:bCs/>
+          <w:noProof/>
+        </w:rPr>
+        <w:t>7. Physics-Motivated Features (1203 → 15)</w:t>
+      </w:r>
+    </w:p>
+    <w:p>
+      <w:pPr>
+        <w:spacing w:after="160"/>
+        <w:rPr>
+          <w:noProof/>
+        </w:rPr>
+      </w:pPr>
+      <w:r>
+        <w:rPr>
+          <w:noProof/>
+        </w:rPr>
+        <w:t>Nu dau rețelei semnalul brut. O rulare intră ca 1203 numere și iese ca 15 caracteristici — de 80 de ori mai puține. Ce se pierde e exact zgomotul.</w:t>
+      </w:r>
+    </w:p>
+    <w:p>
+      <w:pPr>
+        <w:spacing w:after="160"/>
+        <w:rPr>
+          <w:noProof/>
+        </w:rPr>
+      </w:pPr>
+      <w:r>
+        <w:rPr>
+          <w:noProof/>
+        </w:rPr>
+        <w:t>Trei sunt estimări independente ale constantei — integrala, regimul staționar, constanta de timp. Trei spun dacă rularea s-a stabilizat — pantele și timpul până la 63% din urcare. Trei, cât s-a încălzit</w:t>
+      </w:r>
+      <w:r>
+        <w:rPr>
+          <w:noProof/>
+        </w:rPr>
+        <w:t xml:space="preserve"> motorul</w:t>
+      </w:r>
+      <w:r>
+        <w:rPr>
+          <w:noProof/>
+        </w:rPr>
+        <w:t xml:space="preserve">. </w:t>
+      </w:r>
+      <w:r>
+        <w:rPr>
+          <w:b/>
+          <w:bCs/>
+          <w:noProof/>
+        </w:rPr>
+        <w:t>Patru</w:t>
+      </w:r>
+      <w:r>
+        <w:rPr>
+          <w:noProof/>
+        </w:rPr>
+        <w:t xml:space="preserve"> descriu </w:t>
+      </w:r>
+      <w:r>
+        <w:rPr>
+          <w:noProof/>
+        </w:rPr>
         <w:lastRenderedPageBreak/>
-        <w:t>DRAFT 2 – scurtat</w:t>
-      </w:r>
-    </w:p>
-    <w:p>
-      <w:pPr>
-        <w:spacing w:after="160"/>
-        <w:rPr>
-          <w:b/>
-          <w:bCs/>
-          <w:noProof/>
-        </w:rPr>
-      </w:pPr>
-      <w:r>
-        <w:rPr>
-          <w:b/>
-          <w:bCs/>
-          <w:noProof/>
-        </w:rPr>
-        <w:t>1.</w:t>
-      </w:r>
-      <w:r>
-        <w:rPr>
-          <w:b/>
-          <w:bCs/>
+        <w:t xml:space="preserve">sarcina — curentul efectiv, media, variabilitatea și puterea. Iar </w:t>
+      </w:r>
+      <w:r>
+        <w:rPr>
+          <w:b/>
+          <w:bCs/>
+          <w:noProof/>
+        </w:rPr>
+        <w:t>două</w:t>
+      </w:r>
+      <w:r>
+        <w:rPr>
+          <w:noProof/>
+        </w:rPr>
+        <w:t xml:space="preserve"> dau contextul: temperatura mediului și cât de zgomotos a fost senzorul.</w:t>
+      </w:r>
+    </w:p>
+    <w:p>
+      <w:pPr>
+        <w:spacing w:after="160"/>
+        <w:rPr>
+          <w:noProof/>
+        </w:rPr>
+      </w:pPr>
+      <w:r>
+        <w:rPr>
+          <w:b/>
+          <w:bCs/>
+          <w:noProof/>
+        </w:rPr>
+        <w:t>8. Training Scale &amp; Generalization</w:t>
+      </w:r>
+    </w:p>
+    <w:p>
+      <w:pPr>
+        <w:spacing w:after="160"/>
+        <w:rPr>
+          <w:noProof/>
+        </w:rPr>
+      </w:pPr>
+      <w:r>
+        <w:rPr>
+          <w:noProof/>
+        </w:rPr>
+        <w:t>Două modele, antrenate separat, fiecare pe 6000 de motoare simulate</w:t>
+      </w:r>
+      <w:r>
+        <w:rPr>
+          <w:noProof/>
+        </w:rPr>
+        <w:t xml:space="preserve"> si testeate pe altele 800. </w:t>
+      </w:r>
+      <w:r>
+        <w:rPr>
+          <w:noProof/>
+        </w:rPr>
+        <w:t xml:space="preserve">Rețeaua </w:t>
+      </w:r>
+      <w:r>
+        <w:rPr>
+          <w:noProof/>
+        </w:rPr>
+        <w:t xml:space="preserve">este micuta cu </w:t>
+      </w:r>
+      <w:r>
+        <w:rPr>
+          <w:b/>
+          <w:bCs/>
+          <w:noProof/>
+        </w:rPr>
+        <w:t>două straturi ascunse</w:t>
+      </w:r>
+      <w:r>
+        <w:rPr>
+          <w:noProof/>
+        </w:rPr>
+        <w:t xml:space="preserve">, 32 și 16 neuroni. </w:t>
+      </w:r>
+      <w:r>
+        <w:rPr>
+          <w:noProof/>
+        </w:rPr>
+        <w:t>Functia de cost este MSE si am folosit un</w:t>
+      </w:r>
+      <w:r>
+        <w:rPr>
+          <w:noProof/>
+        </w:rPr>
+        <w:t xml:space="preserve"> optimizator Adam</w:t>
+      </w:r>
+      <w:r>
+        <w:rPr>
+          <w:noProof/>
+        </w:rPr>
+        <w:t>.</w:t>
+      </w:r>
+    </w:p>
+    <w:p>
+      <w:pPr>
+        <w:spacing w:after="160"/>
+        <w:rPr>
+          <w:noProof/>
+        </w:rPr>
+      </w:pPr>
+      <w:r>
+        <w:rPr>
+          <w:noProof/>
+        </w:rPr>
+        <w:t xml:space="preserve">Tabelul </w:t>
+      </w:r>
+      <w:r>
+        <w:rPr>
+          <w:noProof/>
+        </w:rPr>
+        <w:t>demonstreaza ca modelul nu are overfit</w:t>
+      </w:r>
+      <w:r>
+        <w:rPr>
+          <w:noProof/>
+        </w:rPr>
+        <w:t>: eroarea pe test urmărește eroarea pe antrenare la sub o treime de punct procentual</w:t>
+      </w:r>
+      <w:r>
+        <w:rPr>
+          <w:noProof/>
+        </w:rPr>
+        <w:t xml:space="preserve"> pentru k_wh</w:t>
+      </w:r>
+      <w:r>
+        <w:rPr>
+          <w:noProof/>
+        </w:rPr>
+        <w:t>.</w:t>
+      </w:r>
+    </w:p>
+    <w:p>
+      <w:pPr>
+        <w:spacing w:after="160"/>
+        <w:rPr>
+          <w:noProof/>
+        </w:rPr>
+      </w:pPr>
+      <w:r>
+        <w:rPr>
+          <w:b/>
+          <w:bCs/>
+          <w:noProof/>
+        </w:rPr>
+        <w:t>9. Residual MLP Correction</w:t>
+      </w:r>
+    </w:p>
+    <w:p>
+      <w:pPr>
+        <w:spacing w:after="160"/>
+        <w:rPr>
+          <w:noProof/>
+        </w:rPr>
+      </w:pPr>
+      <w:r>
+        <w:rPr>
+          <w:noProof/>
+        </w:rPr>
+        <w:t xml:space="preserve">Rețeaua nu prezice constanta. Prezice </w:t>
+      </w:r>
+      <w:r>
+        <w:rPr>
+          <w:b/>
+          <w:bCs/>
+          <w:noProof/>
+        </w:rPr>
+        <w:t>corecția</w:t>
+      </w:r>
+      <w:r>
+        <w:rPr>
+          <w:noProof/>
+        </w:rPr>
+        <w:t>.</w:t>
+      </w:r>
+    </w:p>
+    <w:p>
+      <w:pPr>
+        <w:spacing w:after="160"/>
+        <w:rPr>
+          <w:noProof/>
+        </w:rPr>
+      </w:pPr>
+      <w:r>
+        <w:rPr>
+          <w:noProof/>
+        </w:rPr>
+        <w:t>Estimatorul fizic oferă deja o soluție — corectă în principiu, dar imperfectă în practică, pentru că datele de senzor sunt afectate de zgomot și, adesea, de ferestre de observație incomplete.</w:t>
+      </w:r>
+    </w:p>
+    <w:p>
+      <w:pPr>
+        <w:spacing w:after="160"/>
+        <w:rPr>
+          <w:noProof/>
+        </w:rPr>
+      </w:pPr>
+      <w:r>
+        <w:rPr>
+          <w:noProof/>
+        </w:rPr>
+        <w:t xml:space="preserve">O primă abordare ar fi fost să cer rețelei estimarea directă a lui hA, independent de formulă. Am testat această variantă, iar rezultatul a fost </w:t>
+      </w:r>
+      <w:r>
+        <w:rPr>
+          <w:b/>
+          <w:bCs/>
+          <w:noProof/>
+        </w:rPr>
+        <w:t>inferior formulei însăși</w:t>
+      </w:r>
+      <w:r>
+        <w:rPr>
+          <w:b/>
+          <w:bCs/>
+          <w:noProof/>
+        </w:rPr>
+        <w:t xml:space="preserve">. </w:t>
+      </w:r>
+      <w:r>
+        <w:rPr>
+          <w:b/>
+          <w:bCs/>
+          <w:noProof/>
+        </w:rPr>
+        <w:t>Răspunsul rețelei este o corecție relativă</w:t>
+      </w:r>
+      <w:r>
+        <w:rPr>
+          <w:b/>
+          <w:bCs/>
+          <w:noProof/>
+        </w:rPr>
+        <w:t>.</w:t>
+      </w:r>
+    </w:p>
+    <w:p>
+      <w:pPr>
+        <w:spacing w:after="160"/>
+        <w:rPr>
+          <w:noProof/>
+        </w:rPr>
+      </w:pPr>
+      <w:r>
+        <w:rPr>
+          <w:noProof/>
+        </w:rPr>
+        <w:t xml:space="preserve">Și are o proprietate de siguranță: dacă rețeaua produce zero, exponențiala dă unu, iar rezultatul e exact fizica pură. </w:t>
+      </w:r>
+    </w:p>
+    <w:p>
+      <w:pPr>
+        <w:spacing w:after="160"/>
+        <w:rPr>
+          <w:noProof/>
+        </w:rPr>
+      </w:pPr>
+      <w:r>
+        <w:rPr>
+          <w:b/>
+          <w:bCs/>
+          <w:noProof/>
+        </w:rPr>
+        <w:t>10. Classical Calibration Solvers</w:t>
+      </w:r>
+    </w:p>
+    <w:p>
+      <w:pPr>
+        <w:spacing w:after="160"/>
+        <w:rPr>
+          <w:noProof/>
+        </w:rPr>
+      </w:pPr>
+      <w:r>
+        <w:rPr>
+          <w:noProof/>
+        </w:rPr>
+        <w:t xml:space="preserve">Urmatoarele grafice vor prezenta modelul propus de mine vs 5 alte </w:t>
+      </w:r>
+      <w:r>
+        <w:rPr>
+          <w:noProof/>
+        </w:rPr>
+        <w:t xml:space="preserve">metode clasice. </w:t>
+      </w:r>
+    </w:p>
+    <w:p>
+      <w:pPr>
+        <w:spacing w:after="160"/>
+        <w:rPr>
+          <w:noProof/>
+        </w:rPr>
+      </w:pPr>
+      <w:r>
+        <w:rPr>
+          <w:noProof/>
+        </w:rPr>
+        <w:t>Metoda cu algoritmi genetici: o populatie initiala de indivizi alesi random in intervalul prestabilit pentru hA si k_wh</w:t>
+      </w:r>
+      <w:r>
+        <w:rPr>
           <w:noProof/>
         </w:rPr>
         <w:t xml:space="preserve"> </w:t>
       </w:r>
       <w:r>
         <w:rPr>
-          <w:b/>
-          <w:bCs/>
-          <w:noProof/>
-        </w:rPr>
-        <w:t>Introducere</w:t>
-      </w:r>
-    </w:p>
-    <w:p>
-      <w:pPr>
-        <w:spacing w:after="160"/>
-        <w:rPr>
-          <w:b/>
-          <w:bCs/>
-          <w:noProof/>
-        </w:rPr>
-      </w:pPr>
-    </w:p>
-    <w:p>
-      <w:pPr>
-        <w:spacing w:after="160"/>
-        <w:rPr>
-          <w:noProof/>
-        </w:rPr>
-      </w:pPr>
-      <w:r>
-        <w:rPr>
-          <w:b/>
-          <w:bCs/>
-          <w:noProof/>
-        </w:rPr>
-        <w:t xml:space="preserve">2. Direct Inference from Sensor Data </w:t>
-      </w:r>
-    </w:p>
-    <w:p>
-      <w:pPr>
-        <w:spacing w:after="160"/>
-        <w:rPr>
-          <w:noProof/>
-          <w:lang w:val="ro-RO"/>
-        </w:rPr>
-      </w:pPr>
-      <w:r>
-        <w:rPr>
-          <w:noProof/>
-          <w:lang w:val="ro-RO"/>
-        </w:rPr>
-        <w:t xml:space="preserve">In general, calibrarea se face astfel: presupui o valoare pentru </w:t>
-      </w:r>
-      <w:r>
-        <w:rPr>
-          <w:noProof/>
-          <w:lang w:val="ro-RO"/>
-        </w:rPr>
-        <w:t>constante</w:t>
-      </w:r>
-      <w:r>
-        <w:rPr>
-          <w:noProof/>
-          <w:lang w:val="ro-RO"/>
-        </w:rPr>
-        <w:t>, rulezi modelul termic, compari curba simulată cu cea măsurată, corectezi presupunerea și o iei de la capăt.</w:t>
-      </w:r>
-    </w:p>
-    <w:p>
-      <w:pPr>
-        <w:spacing w:after="160"/>
-        <w:rPr>
-          <w:noProof/>
-          <w:lang w:val="ro-RO"/>
-        </w:rPr>
-      </w:pPr>
-      <w:r>
-        <w:rPr>
-          <w:noProof/>
-          <w:lang w:val="ro-RO"/>
-        </w:rPr>
-        <w:t xml:space="preserve">Funcționează. Problema e costul. Într-un test facut de mine, metodele clasice consumă între 520 și 1100 de rulări complete ale simulatorului pentru </w:t>
-      </w:r>
-      <w:r>
-        <w:rPr>
-          <w:b/>
-          <w:bCs/>
-          <w:noProof/>
-          <w:lang w:val="ro-RO"/>
-        </w:rPr>
-        <w:t>o singură</w:t>
-      </w:r>
-      <w:r>
-        <w:rPr>
-          <w:noProof/>
-          <w:lang w:val="ro-RO"/>
-        </w:rPr>
-        <w:t xml:space="preserve"> calibrare. Și costul acesta se plătește integral din nou pentru fiecare motor.</w:t>
-      </w:r>
-    </w:p>
-    <w:p>
-      <w:pPr>
-        <w:spacing w:after="160"/>
-        <w:rPr>
-          <w:noProof/>
-        </w:rPr>
-      </w:pPr>
-      <w:r>
-        <w:rPr>
-          <w:noProof/>
-        </w:rPr>
-        <w:t xml:space="preserve">Ipoteza pe care o testez: un model antrenat o singură dată, offline, poate egala metodele clasice ca acuratețe, înlocuind căutarea lor cu </w:t>
-      </w:r>
-      <w:r>
-        <w:rPr>
-          <w:noProof/>
-        </w:rPr>
-        <w:t>un singur forward pass</w:t>
-      </w:r>
-      <w:r>
-        <w:rPr>
-          <w:noProof/>
-        </w:rPr>
-        <w:t>. Zero rulări de simulator per calibrare.</w:t>
-      </w:r>
-    </w:p>
-    <w:p>
-      <w:pPr>
-        <w:spacing w:after="160"/>
-        <w:rPr>
-          <w:noProof/>
-        </w:rPr>
-      </w:pPr>
-      <w:r>
-        <w:rPr>
-          <w:b/>
-          <w:bCs/>
-          <w:noProof/>
-        </w:rPr>
-        <w:t xml:space="preserve">3. Why constant calibration? </w:t>
-      </w:r>
-    </w:p>
-    <w:p>
-      <w:pPr>
-        <w:spacing w:after="160"/>
-        <w:rPr>
-          <w:noProof/>
-        </w:rPr>
-      </w:pPr>
-      <w:r>
-        <w:rPr>
-          <w:noProof/>
-        </w:rPr>
-        <w:t>Un model termic e exact atât de bun pe cât sunt constantele din el — și ele nu sunt fixe. Derivă: variație de fabricație, praf și îmbătrânirea izolației, condiții de mediu care se schimbă.</w:t>
-      </w:r>
-    </w:p>
-    <w:p>
-      <w:pPr>
-        <w:spacing w:after="160"/>
-        <w:rPr>
-          <w:noProof/>
-        </w:rPr>
-      </w:pPr>
-      <w:r>
-        <w:rPr>
-          <w:noProof/>
-        </w:rPr>
-        <w:t>Și contează în ambele sensuri. Dacă modelul crede că motorul se răcește mai bine decât o face, subestimează temperatura — protecția intervine prea târziu și izolația se degradează. Dacă greșești invers, oprești producția degeaba.</w:t>
-      </w:r>
-    </w:p>
-    <w:p>
-      <w:pPr>
-        <w:spacing w:after="160"/>
-        <w:rPr>
-          <w:noProof/>
-        </w:rPr>
-      </w:pPr>
-      <w:r>
-        <w:rPr>
-          <w:noProof/>
-        </w:rPr>
-        <w:t xml:space="preserve">Deci calibrarea nu poate fi un pas făcut o dată, la punerea în funcțiune. Trebuie repetată — și trebuie să fie </w:t>
-      </w:r>
-      <w:r>
-        <w:rPr>
-          <w:noProof/>
-        </w:rPr>
-        <w:t>cu un cost redus</w:t>
+          <w:noProof/>
+        </w:rPr>
+        <w:t xml:space="preserve">și o evoluează generație după generație — selecție, încrucișare, mutație — păstrând mereu cel mai bun individ găsit. </w:t>
+      </w:r>
+      <w:r>
+        <w:rPr>
+          <w:noProof/>
+        </w:rPr>
+        <w:t>Se face in numar fix de iteratii.</w:t>
+      </w:r>
+    </w:p>
+    <w:p>
+      <w:pPr>
+        <w:spacing w:after="160"/>
+        <w:rPr>
+          <w:noProof/>
+        </w:rPr>
+      </w:pPr>
+      <w:r>
+        <w:rPr>
+          <w:noProof/>
+        </w:rPr>
+        <w:t>Metoda Particle Swarm Optimization: O multime de particule care converg spre o valoare globala dupa experienta personala si cea colectiva. Se face tot in numar fix de iteratii.</w:t>
+      </w:r>
+    </w:p>
+    <w:p>
+      <w:pPr>
+        <w:spacing w:after="160"/>
+        <w:rPr>
+          <w:noProof/>
+        </w:rPr>
+      </w:pPr>
+      <w:r>
+        <w:rPr>
+          <w:noProof/>
+        </w:rPr>
+        <w:t xml:space="preserve">Metoda Levenberg Marquardt: afla valoarea constantelor coborand pe gradient. Se opreste </w:t>
+      </w:r>
+      <w:r>
+        <w:rPr>
+          <w:noProof/>
+        </w:rPr>
+        <w:t>când nu mai face progres</w:t>
+      </w:r>
+      <w:r>
+        <w:rPr>
+          <w:noProof/>
+        </w:rPr>
+        <w:t>. Diferenta fata de un MLP e ca nu invata date de la un motor la altul.</w:t>
+      </w:r>
+    </w:p>
+    <w:p>
+      <w:pPr>
+        <w:spacing w:after="160"/>
+        <w:rPr>
+          <w:noProof/>
+        </w:rPr>
+      </w:pPr>
+      <w:r>
+        <w:rPr>
+          <w:b/>
+          <w:bCs/>
+          <w:noProof/>
+        </w:rPr>
+        <w:t>11. Sequential &amp; Bayesian Solvers</w:t>
+      </w:r>
+    </w:p>
+    <w:p>
+      <w:pPr>
+        <w:spacing w:after="160"/>
+        <w:rPr>
+          <w:noProof/>
+        </w:rPr>
+      </w:pPr>
+      <w:r>
+        <w:rPr>
+          <w:noProof/>
+        </w:rPr>
+        <w:t>F</w:t>
+      </w:r>
+      <w:r>
+        <w:rPr>
+          <w:noProof/>
+        </w:rPr>
+        <w:t>iltrul Kalman extins, singurul construit pentru date secvențiale, care procesează eșantion cu eșantion</w:t>
+      </w:r>
+      <w:r>
+        <w:rPr>
+          <w:noProof/>
+        </w:rPr>
+        <w:t>. L</w:t>
+      </w:r>
+      <w:r>
+        <w:rPr>
+          <w:noProof/>
+        </w:rPr>
+        <w:t>a fiecare pas prezice temperatura următoare, o compară cu măsurătoarea reală, și corectează constanta proporțional cu cât de mult a greșit.</w:t>
+      </w:r>
+    </w:p>
+    <w:p>
+      <w:pPr>
+        <w:spacing w:after="160"/>
+        <w:rPr>
+          <w:noProof/>
+        </w:rPr>
+      </w:pPr>
+      <w:r>
+        <w:rPr>
+          <w:noProof/>
+        </w:rPr>
+        <w:t xml:space="preserve">Optimizarea bayesiană — încearcă întâi </w:t>
+      </w:r>
+      <w:r>
+        <w:rPr>
+          <w:noProof/>
+        </w:rPr>
+        <w:t>un nr fix de</w:t>
+      </w:r>
+      <w:r>
+        <w:rPr>
+          <w:noProof/>
+        </w:rPr>
+        <w:t xml:space="preserve"> valori aleatoare, apoi construiește din ele un model probabilistic al erorii</w:t>
+      </w:r>
+      <w:r>
+        <w:rPr>
+          <w:noProof/>
+        </w:rPr>
+        <w:t xml:space="preserve">. </w:t>
+      </w:r>
+      <w:r>
+        <w:rPr>
+          <w:noProof/>
+        </w:rPr>
+        <w:t>Următoarel</w:t>
+      </w:r>
+      <w:r>
+        <w:rPr>
+          <w:noProof/>
+        </w:rPr>
+        <w:t xml:space="preserve">e </w:t>
+      </w:r>
+      <w:r>
+        <w:rPr>
+          <w:noProof/>
+        </w:rPr>
+        <w:t>valori</w:t>
+      </w:r>
+      <w:r>
+        <w:rPr>
+          <w:noProof/>
+        </w:rPr>
+        <w:t xml:space="preserve"> (nr fix)</w:t>
+      </w:r>
+      <w:r>
+        <w:rPr>
+          <w:noProof/>
+        </w:rPr>
+        <w:t xml:space="preserve"> sunt alese ca să echilibreze exploatarea zonelor promițătoare cu explorarea celor nesigure. Modelul se reantrenează după fiecare iterație</w:t>
+      </w:r>
+      <w:r>
+        <w:rPr>
+          <w:noProof/>
+        </w:rPr>
+        <w:t>. Are numar fix de interatii.</w:t>
+      </w:r>
+    </w:p>
+    <w:p>
+      <w:pPr>
+        <w:spacing w:after="160"/>
+        <w:rPr>
+          <w:b/>
+          <w:bCs/>
+          <w:noProof/>
+        </w:rPr>
+      </w:pPr>
+      <w:r>
+        <w:rPr>
+          <w:b/>
+          <w:bCs/>
+          <w:noProof/>
+        </w:rPr>
+        <w:t>12. 1-Node Testbed Benchmark</w:t>
+      </w:r>
+    </w:p>
+    <w:p>
+      <w:pPr>
+        <w:spacing w:after="160"/>
+        <w:rPr>
+          <w:noProof/>
+        </w:rPr>
+      </w:pPr>
+      <w:r>
+        <w:rPr>
+          <w:noProof/>
+        </w:rPr>
+        <w:t>Am propus 5 axe de evaluare a modelelor: acuratet</w:t>
+      </w:r>
+      <w:r>
+        <w:rPr>
+          <w:noProof/>
+        </w:rPr>
+        <w:t>e, viteza</w:t>
+      </w:r>
+      <w:r>
+        <w:rPr>
+          <w:noProof/>
+        </w:rPr>
+        <w:t xml:space="preserve">, </w:t>
+      </w:r>
+      <w:r>
+        <w:rPr>
+          <w:noProof/>
+        </w:rPr>
+        <w:t>degrad</w:t>
+      </w:r>
+      <w:r>
+        <w:rPr>
+          <w:noProof/>
+        </w:rPr>
+        <w:t>area</w:t>
+      </w:r>
+      <w:r>
+        <w:rPr>
+          <w:noProof/>
+        </w:rPr>
+        <w:t xml:space="preserve"> fiecare</w:t>
+      </w:r>
+      <w:r>
+        <w:rPr>
+          <w:noProof/>
+        </w:rPr>
+        <w:t>i</w:t>
+      </w:r>
+      <w:r>
+        <w:rPr>
+          <w:noProof/>
+        </w:rPr>
+        <w:t xml:space="preserve"> metod</w:t>
+      </w:r>
+      <w:r>
+        <w:rPr>
+          <w:noProof/>
+        </w:rPr>
+        <w:t>e</w:t>
+      </w:r>
+      <w:r>
+        <w:rPr>
+          <w:noProof/>
+        </w:rPr>
+        <w:t xml:space="preserve"> când primește date incomplete</w:t>
+      </w:r>
+      <w:r>
+        <w:rPr>
+          <w:noProof/>
+        </w:rPr>
+        <w:t>,</w:t>
+      </w:r>
+      <w:r>
+        <w:rPr>
+          <w:noProof/>
+        </w:rPr>
+        <w:t xml:space="preserve"> convergenta (</w:t>
+      </w:r>
+      <w:r>
+        <w:rPr>
+          <w:noProof/>
+        </w:rPr>
+        <w:t>daca modelul ajunge sau nu la raspunsul corect</w:t>
+      </w:r>
+      <w:r>
+        <w:rPr>
+          <w:noProof/>
+        </w:rPr>
+        <w:t>)</w:t>
+      </w:r>
+      <w:r>
+        <w:rPr>
+          <w:noProof/>
+        </w:rPr>
+        <w:t xml:space="preserve"> si scalabilitatea.</w:t>
+      </w:r>
+    </w:p>
+    <w:p>
+      <w:pPr>
+        <w:spacing w:after="160"/>
+        <w:rPr>
+          <w:noProof/>
+        </w:rPr>
+      </w:pPr>
+      <w:r>
+        <w:rPr>
+          <w:noProof/>
+        </w:rPr>
+        <w:t>P</w:t>
+      </w:r>
+      <w:r>
+        <w:rPr>
+          <w:noProof/>
+        </w:rPr>
+        <w:t>e testul cu o constanta de aflat avem urmatoarele rezultate</w:t>
+      </w:r>
+      <w:r>
+        <w:rPr>
+          <w:noProof/>
+        </w:rPr>
+        <w:t>:</w:t>
+      </w:r>
+    </w:p>
+    <w:p>
+      <w:pPr>
+        <w:spacing w:after="160"/>
+        <w:rPr>
+          <w:noProof/>
+        </w:rPr>
+      </w:pPr>
+      <w:r>
+        <w:rPr>
+          <w:noProof/>
+        </w:rPr>
+        <w:t>EKF e cel mai precis</w:t>
+      </w:r>
+      <w:r>
+        <w:rPr>
+          <w:noProof/>
+        </w:rPr>
+        <w:t xml:space="preserve"> si </w:t>
+      </w:r>
+      <w:r>
+        <w:rPr>
+          <w:noProof/>
+        </w:rPr>
+        <w:t>MLP al doilea,</w:t>
+      </w:r>
+      <w:r>
+        <w:rPr>
+          <w:noProof/>
+        </w:rPr>
+        <w:t xml:space="preserve"> dar cu o diferenta de </w:t>
+      </w:r>
+      <w:r>
+        <w:rPr>
+          <w:noProof/>
+        </w:rPr>
+        <w:t>0.16 puncte procentuale</w:t>
       </w:r>
       <w:r>
         <w:rPr>
@@ -878,43 +1902,9 @@
       </w:pPr>
       <w:r>
         <w:rPr>
-          <w:b/>
-          <w:bCs/>
-          <w:noProof/>
-        </w:rPr>
-        <w:t xml:space="preserve">4. Heat Transfer Dynamics </w:t>
-      </w:r>
-    </w:p>
-    <w:p>
-      <w:pPr>
-        <w:spacing w:after="160"/>
-        <w:rPr>
-          <w:noProof/>
-        </w:rPr>
-      </w:pPr>
-      <w:r>
-        <w:rPr>
-          <w:noProof/>
-        </w:rPr>
-        <w:t xml:space="preserve">Modelul propus de mine tratează două cazuri: 1 </w:t>
-      </w:r>
-      <w:r>
-        <w:rPr>
-          <w:noProof/>
-        </w:rPr>
-        <w:t>constanta</w:t>
-      </w:r>
-      <w:r>
-        <w:rPr>
-          <w:noProof/>
-        </w:rPr>
-        <w:t xml:space="preserve"> și 2 </w:t>
-      </w:r>
-      <w:r>
-        <w:rPr>
-          <w:noProof/>
-        </w:rPr>
-        <w:t>constante</w:t>
+          <w:noProof/>
+        </w:rPr>
+        <w:t>MLP dă răspunsul în 0,77 milisecunde — de 14 ori mai rapid decât următorul solver. Și e una dintre cele două metode cu rată de convergență de sută la sută. Iar dacă îi dau doar primele zece minute din cincizeci — o fereastră redusă la 20% — MLP rămâne la 4,7% eroare, în timp ce Levenberg-Marquardt explodează la 162%</w:t>
       </w:r>
       <w:r>
         <w:rPr>
@@ -922,6 +1912,343 @@
         </w:rPr>
         <w:t>.</w:t>
       </w:r>
+    </w:p>
+    <w:p>
+      <w:pPr>
+        <w:spacing w:after="160"/>
+        <w:rPr>
+          <w:noProof/>
+        </w:rPr>
+      </w:pPr>
+      <w:r>
+        <w:rPr>
+          <w:b/>
+          <w:bCs/>
+          <w:noProof/>
+        </w:rPr>
+        <w:t>13. 2-Node Testbed Benchmark</w:t>
+      </w:r>
+    </w:p>
+    <w:p>
+      <w:pPr>
+        <w:spacing w:after="160"/>
+        <w:rPr>
+          <w:noProof/>
+        </w:rPr>
+      </w:pPr>
+      <w:r>
+        <w:rPr>
+          <w:noProof/>
+        </w:rPr>
+        <w:t>Pentru testul cu doua constante</w:t>
+      </w:r>
+      <w:r>
+        <w:rPr>
+          <w:noProof/>
+        </w:rPr>
+        <w:t>, MLP e cel mai precis pe hA, cu 1,29%. Dar pe k_wh EKF e mai bun: 1,2% față de 3,1%.</w:t>
+      </w:r>
+    </w:p>
+    <w:p>
+      <w:pPr>
+        <w:spacing w:after="160"/>
+        <w:rPr>
+          <w:noProof/>
+        </w:rPr>
+      </w:pPr>
+      <w:r>
+        <w:rPr>
+          <w:noProof/>
+        </w:rPr>
+        <w:lastRenderedPageBreak/>
+        <w:t>În schimb, MLP e singura metodă cu convergență de sută la sută pe ambii parametri simultan</w:t>
+      </w:r>
+      <w:r>
+        <w:rPr>
+          <w:noProof/>
+        </w:rPr>
+        <w:t xml:space="preserve"> si de </w:t>
+      </w:r>
+      <w:r>
+        <w:rPr>
+          <w:noProof/>
+        </w:rPr>
+        <w:t xml:space="preserve">18.6× </w:t>
+      </w:r>
+      <w:r>
+        <w:rPr>
+          <w:noProof/>
+        </w:rPr>
+        <w:t>mai rapid decat urmatorul cel mai bun solver.</w:t>
+      </w:r>
+    </w:p>
+    <w:p>
+      <w:pPr>
+        <w:spacing w:after="160"/>
+        <w:rPr>
+          <w:b/>
+          <w:bCs/>
+          <w:noProof/>
+        </w:rPr>
+      </w:pPr>
+      <w:r>
+        <w:rPr>
+          <w:b/>
+          <w:bCs/>
+          <w:noProof/>
+        </w:rPr>
+        <w:t>1</w:t>
+      </w:r>
+      <w:r>
+        <w:rPr>
+          <w:b/>
+          <w:bCs/>
+          <w:noProof/>
+        </w:rPr>
+        <w:t xml:space="preserve">4. Speed vs. Accuracy Trade-off </w:t>
+      </w:r>
+    </w:p>
+    <w:p>
+      <w:pPr>
+        <w:spacing w:after="160"/>
+        <w:rPr>
+          <w:noProof/>
+        </w:rPr>
+      </w:pPr>
+      <w:r>
+        <w:rPr>
+          <w:noProof/>
+        </w:rPr>
+        <w:t xml:space="preserve">Fiecare punct e o metodă. Cadranul din stânga-jos înseamnă rapid și precis </w:t>
+      </w:r>
+      <w:r>
+        <w:rPr>
+          <w:noProof/>
+        </w:rPr>
+        <w:t>unde se observa</w:t>
+      </w:r>
+      <w:r>
+        <w:rPr>
+          <w:noProof/>
+        </w:rPr>
+        <w:t>: MLP și EKF. Euristicile bazate pe populație sunt cu trei ordine de mărime mai lente, fără să câștige nimic la acuratețe.</w:t>
+      </w:r>
+    </w:p>
+    <w:p>
+      <w:pPr>
+        <w:spacing w:after="160"/>
+        <w:rPr>
+          <w:noProof/>
+        </w:rPr>
+      </w:pPr>
+      <w:r>
+        <w:rPr>
+          <w:b/>
+          <w:bCs/>
+          <w:noProof/>
+        </w:rPr>
+        <w:t>1</w:t>
+      </w:r>
+      <w:r>
+        <w:rPr>
+          <w:b/>
+          <w:bCs/>
+          <w:noProof/>
+        </w:rPr>
+        <w:t>5</w:t>
+      </w:r>
+      <w:r>
+        <w:rPr>
+          <w:b/>
+          <w:bCs/>
+          <w:noProof/>
+        </w:rPr>
+        <w:t>. Scalability Penalty</w:t>
+      </w:r>
+    </w:p>
+    <w:p>
+      <w:pPr>
+        <w:spacing w:after="160"/>
+        <w:rPr>
+          <w:noProof/>
+        </w:rPr>
+      </w:pPr>
+      <w:r>
+        <w:rPr>
+          <w:noProof/>
+        </w:rPr>
+        <w:t>Ce se întâmplă când trec de la un parametru la doi. GA, PSO și LM plătesc de 17 până la 19 ori mai mult timp. MLP și EKF sunt practic neafectate — 1,15 și 1,27. Bayesian stă la mijloc, la 2,3.</w:t>
+      </w:r>
+    </w:p>
+    <w:p>
+      <w:pPr>
+        <w:spacing w:after="160"/>
+        <w:rPr>
+          <w:noProof/>
+        </w:rPr>
+      </w:pPr>
+      <w:r>
+        <w:rPr>
+          <w:b/>
+          <w:bCs/>
+          <w:noProof/>
+        </w:rPr>
+        <w:t>1</w:t>
+      </w:r>
+      <w:r>
+        <w:rPr>
+          <w:b/>
+          <w:bCs/>
+          <w:noProof/>
+        </w:rPr>
+        <w:t>6</w:t>
+      </w:r>
+      <w:r>
+        <w:rPr>
+          <w:b/>
+          <w:bCs/>
+          <w:noProof/>
+        </w:rPr>
+        <w:t>. Where the Learning Actually Pays Off</w:t>
+      </w:r>
+    </w:p>
+    <w:p>
+      <w:pPr>
+        <w:spacing w:after="160"/>
+        <w:rPr>
+          <w:noProof/>
+        </w:rPr>
+      </w:pPr>
+      <w:r>
+        <w:rPr>
+          <w:noProof/>
+        </w:rPr>
+        <w:t xml:space="preserve">Pe </w:t>
+      </w:r>
+      <w:r>
+        <w:rPr>
+          <w:noProof/>
+        </w:rPr>
+        <w:t xml:space="preserve">o </w:t>
+      </w:r>
+      <w:r>
+        <w:rPr>
+          <w:noProof/>
+        </w:rPr>
+        <w:t>fereastră</w:t>
+      </w:r>
+      <w:r>
+        <w:rPr>
+          <w:noProof/>
+        </w:rPr>
+        <w:t xml:space="preserve"> mai larga</w:t>
+      </w:r>
+      <w:r>
+        <w:rPr>
+          <w:noProof/>
+        </w:rPr>
+        <w:t>, formula fizică e deja aproape optimă, iar rețeaua doar o egalează: 1,79 față de 1,81. Practic, ML-ul nu aduce nimic acolo.</w:t>
+      </w:r>
+    </w:p>
+    <w:p>
+      <w:pPr>
+        <w:spacing w:after="160"/>
+        <w:rPr>
+          <w:noProof/>
+        </w:rPr>
+      </w:pPr>
+      <w:r>
+        <w:rPr>
+          <w:noProof/>
+        </w:rPr>
+        <w:t>Dar pe măsură ce scurtez fereastra, motorul nu mai apucă să se stabilizeze, formula se degradează abrupt — și acolo corecția învățată recuperează jumătate din eroare: 23% față de 58%.</w:t>
+      </w:r>
+    </w:p>
+    <w:p>
+      <w:pPr>
+        <w:spacing w:after="160"/>
+        <w:rPr>
+          <w:noProof/>
+        </w:rPr>
+      </w:pPr>
+      <w:r>
+        <w:rPr>
+          <w:noProof/>
+        </w:rPr>
+        <w:t>Iar fereastra scurtă e exact ce ai într-o calibrare live.</w:t>
+      </w:r>
+    </w:p>
+    <w:p>
+      <w:pPr>
+        <w:spacing w:after="160"/>
+        <w:rPr>
+          <w:noProof/>
+        </w:rPr>
+      </w:pPr>
+      <w:r>
+        <w:rPr>
+          <w:b/>
+          <w:bCs/>
+          <w:noProof/>
+        </w:rPr>
+        <w:t>1</w:t>
+      </w:r>
+      <w:r>
+        <w:rPr>
+          <w:b/>
+          <w:bCs/>
+          <w:noProof/>
+        </w:rPr>
+        <w:t>7</w:t>
+      </w:r>
+      <w:r>
+        <w:rPr>
+          <w:b/>
+          <w:bCs/>
+          <w:noProof/>
+        </w:rPr>
+        <w:t xml:space="preserve">. Conclusions </w:t>
+      </w:r>
+    </w:p>
+    <w:p>
+      <w:pPr>
+        <w:spacing w:after="160"/>
+        <w:rPr>
+          <w:noProof/>
+        </w:rPr>
+      </w:pPr>
+      <w:r>
+        <w:rPr>
+          <w:noProof/>
+        </w:rPr>
+        <w:t xml:space="preserve">Trei concluzii. Zero rulări de simulator per calibrare, față de 520 până la 1100 pentru euristici — costul căutării e plătit o singură dată, offline. </w:t>
+      </w:r>
+      <w:r>
+        <w:rPr>
+          <w:noProof/>
+        </w:rPr>
+        <w:t>M</w:t>
+      </w:r>
+      <w:r>
+        <w:rPr>
+          <w:noProof/>
+        </w:rPr>
+        <w:t xml:space="preserve">odelul va ajunge </w:t>
+      </w:r>
+      <w:r>
+        <w:rPr>
+          <w:b/>
+          <w:bCs/>
+          <w:noProof/>
+        </w:rPr>
+        <w:t>întotdeauna</w:t>
+      </w:r>
+      <w:r>
+        <w:rPr>
+          <w:noProof/>
+        </w:rPr>
+        <w:t xml:space="preserve"> la o soluție optimă și stabilă (rata de succes de 100%), indiferent de valorile de la care pornește algoritmul la începutul antrenării.</w:t>
+      </w:r>
       <w:r>
         <w:rPr>
           <w:noProof/>
@@ -932,1334 +2259,99 @@
         <w:rPr>
           <w:noProof/>
         </w:rPr>
-        <w:t>Un nod e o masă termică pe care o tratez ca având o singură temperatură uniformă. Un nod înseamnă tot motorul ca o singură masă</w:t>
-      </w:r>
-      <w:r>
-        <w:rPr>
-          <w:noProof/>
-        </w:rPr>
-        <w:t xml:space="preserve">. </w:t>
-      </w:r>
-      <w:r>
-        <w:rPr>
-          <w:noProof/>
-        </w:rPr>
-        <w:t xml:space="preserve">Modelul cu două noduri tratează </w:t>
-      </w:r>
-      <w:r>
-        <w:rPr>
-          <w:b/>
-          <w:bCs/>
-          <w:noProof/>
-        </w:rPr>
-        <w:t>înfășurarea de cupru</w:t>
-      </w:r>
-      <w:r>
-        <w:rPr>
-          <w:noProof/>
-        </w:rPr>
-        <w:t xml:space="preserve"> și </w:t>
-      </w:r>
-      <w:r>
-        <w:rPr>
-          <w:b/>
-          <w:bCs/>
-          <w:noProof/>
-        </w:rPr>
-        <w:t>carcasa</w:t>
-      </w:r>
-      <w:r>
-        <w:rPr>
-          <w:noProof/>
-        </w:rPr>
-        <w:t xml:space="preserve"> ca două mase termice separate, legate prin izolație. Izolația nu e ea însăși un nod — e calea de conducție dintre ele, iar rezistența ei e a doua necunoscută, k_wh.</w:t>
-      </w:r>
-    </w:p>
-    <w:p>
-      <w:pPr>
-        <w:spacing w:after="160"/>
-        <w:rPr>
-          <w:noProof/>
-        </w:rPr>
-      </w:pPr>
-      <w:r>
-        <w:rPr>
-          <w:noProof/>
-        </w:rPr>
-        <w:t>Complexitatea aflarii celei de a doua constante este mai ridicata (explicatie grafic rapida).</w:t>
-      </w:r>
-    </w:p>
-    <w:p>
-      <w:pPr>
-        <w:spacing w:after="160"/>
-        <w:rPr>
-          <w:noProof/>
-        </w:rPr>
-      </w:pPr>
-      <w:r>
-        <w:rPr>
-          <w:noProof/>
-        </w:rPr>
-        <w:t>Motoarele au fost gandite la mine in cod ca putand fii in trei stari: ramp, on/off, step (start&amp;hold) aici ajunge la un echilibru -&gt; formulele in regim stationar functioneaza si e mai usor de calibrat.</w:t>
-      </w:r>
-    </w:p>
-    <w:p>
-      <w:pPr>
-        <w:spacing w:after="160"/>
-        <w:rPr>
-          <w:noProof/>
-        </w:rPr>
-      </w:pPr>
-      <w:r>
-        <w:rPr>
-          <w:b/>
-          <w:bCs/>
-          <w:noProof/>
-        </w:rPr>
-        <w:t>5. Fundamental Equations</w:t>
-      </w:r>
-    </w:p>
-    <w:p>
-      <w:pPr>
-        <w:spacing w:after="160"/>
-        <w:rPr>
-          <w:noProof/>
-        </w:rPr>
-      </w:pPr>
-      <w:r>
-        <w:rPr>
-          <w:noProof/>
-        </w:rPr>
-        <w:t>Consideram urmatoarea</w:t>
-      </w:r>
-      <w:r>
-        <w:rPr>
-          <w:noProof/>
-        </w:rPr>
-        <w:t xml:space="preserve"> ecuație</w:t>
-      </w:r>
-      <w:r>
-        <w:rPr>
-          <w:noProof/>
-        </w:rPr>
-        <w:t xml:space="preserve"> de baza</w:t>
-      </w:r>
-      <w:r>
-        <w:rPr>
-          <w:noProof/>
-        </w:rPr>
-        <w:t>: căldura care intră, minus cea care iese, egal cea care se acumulează. Intră I²R — efect Joule. Iese hA ori diferența față de mediu. Rezistența și capacitatea le cunosc; hA e singura necunoscută.</w:t>
-      </w:r>
-    </w:p>
-    <w:p>
-      <w:pPr>
-        <w:spacing w:after="160"/>
-        <w:rPr>
-          <w:noProof/>
-        </w:rPr>
-      </w:pPr>
-      <w:r>
-        <w:rPr>
-          <w:noProof/>
-        </w:rPr>
-        <w:t xml:space="preserve">Iar dacă </w:t>
-      </w:r>
-      <w:r>
-        <w:rPr>
-          <w:b/>
-          <w:bCs/>
-          <w:noProof/>
-        </w:rPr>
-        <w:t>integrez</w:t>
-      </w:r>
-      <w:r>
-        <w:rPr>
-          <w:noProof/>
-        </w:rPr>
-        <w:t xml:space="preserve"> ecuația în loc s-o rezolv, hA devine </w:t>
-      </w:r>
-      <w:r>
-        <w:rPr>
-          <w:b/>
-          <w:bCs/>
-          <w:noProof/>
-        </w:rPr>
-        <w:t>panta unei drepte</w:t>
-      </w:r>
-      <w:r>
-        <w:rPr>
-          <w:noProof/>
-        </w:rPr>
-        <w:t xml:space="preserve"> — exact, pentru orice profil de sarcină.</w:t>
-      </w:r>
-    </w:p>
-    <w:p>
-      <w:pPr>
-        <w:spacing w:after="160"/>
-        <w:rPr>
-          <w:noProof/>
-        </w:rPr>
-      </w:pPr>
-      <w:r>
-        <w:rPr>
-          <w:b/>
-          <w:bCs/>
-          <w:noProof/>
-        </w:rPr>
-        <w:t>6. Coupled Energy Balance</w:t>
-      </w:r>
-    </w:p>
-    <w:p>
-      <w:pPr>
-        <w:spacing w:after="160"/>
-        <w:rPr>
-          <w:noProof/>
-        </w:rPr>
-      </w:pPr>
-      <w:r>
-        <w:rPr>
-          <w:noProof/>
-        </w:rPr>
-        <w:t xml:space="preserve">La două </w:t>
-      </w:r>
-      <w:r>
-        <w:rPr>
-          <w:noProof/>
-        </w:rPr>
-        <w:t>constante</w:t>
-      </w:r>
-      <w:r>
-        <w:rPr>
-          <w:noProof/>
-        </w:rPr>
-        <w:t xml:space="preserve"> e aceeași ecuație scrisă de două ori, în serie: căldura se generează în înfășurare, trece prin izolație în carcasă — asta e k_wh — și abia carcasa o cedează mediului prin hA.</w:t>
-      </w:r>
-    </w:p>
-    <w:p>
-      <w:pPr>
-        <w:spacing w:after="160"/>
-        <w:rPr>
-          <w:noProof/>
-        </w:rPr>
-      </w:pPr>
-      <w:r>
-        <w:rPr>
-          <w:b/>
-          <w:bCs/>
-          <w:noProof/>
-        </w:rPr>
-        <w:t>7. Physics-Motivated Features (1203 → 15)</w:t>
-      </w:r>
-    </w:p>
-    <w:p>
-      <w:pPr>
-        <w:spacing w:after="160"/>
-        <w:rPr>
-          <w:noProof/>
-        </w:rPr>
-      </w:pPr>
-      <w:r>
-        <w:rPr>
-          <w:noProof/>
-        </w:rPr>
-        <w:t>Nu dau rețelei semnalul brut. O rulare intră ca 1203 numere și iese ca 15 caracteristici — de 80 de ori mai puține. Ce se pierde e exact zgomotul.</w:t>
-      </w:r>
-    </w:p>
-    <w:p>
-      <w:pPr>
-        <w:spacing w:after="160"/>
-        <w:rPr>
-          <w:noProof/>
-        </w:rPr>
-      </w:pPr>
-      <w:r>
-        <w:rPr>
-          <w:noProof/>
-        </w:rPr>
-        <w:t>Trei sunt estimări independente ale constantei — integrala, regimul staționar, constanta de timp. Trei spun dacă rularea s-a stabilizat — pantele și timpul până la 63% din urcare. Trei, cât s-a încălzit</w:t>
-      </w:r>
-      <w:r>
-        <w:rPr>
-          <w:noProof/>
-        </w:rPr>
-        <w:t xml:space="preserve"> motorul</w:t>
-      </w:r>
-      <w:r>
-        <w:rPr>
-          <w:noProof/>
-        </w:rPr>
-        <w:t xml:space="preserve">. </w:t>
-      </w:r>
-      <w:r>
-        <w:rPr>
-          <w:b/>
-          <w:bCs/>
-          <w:noProof/>
-        </w:rPr>
-        <w:t>Patru</w:t>
-      </w:r>
-      <w:r>
-        <w:rPr>
-          <w:noProof/>
-        </w:rPr>
-        <w:t xml:space="preserve"> descriu sarcina — curentul efectiv, media, variabilitatea și puterea. Iar </w:t>
-      </w:r>
-      <w:r>
-        <w:rPr>
-          <w:b/>
-          <w:bCs/>
-          <w:noProof/>
-        </w:rPr>
-        <w:t>două</w:t>
-      </w:r>
-      <w:r>
-        <w:rPr>
-          <w:noProof/>
-        </w:rPr>
-        <w:t xml:space="preserve"> dau contextul: temperatura mediului și cât de zgomotos a fost senzorul.</w:t>
-      </w:r>
-    </w:p>
-    <w:p>
-      <w:pPr>
-        <w:spacing w:after="160"/>
-        <w:rPr>
-          <w:noProof/>
-        </w:rPr>
-      </w:pPr>
-      <w:r>
-        <w:rPr>
-          <w:b/>
-          <w:bCs/>
-          <w:noProof/>
-        </w:rPr>
-        <w:t>8. Training Scale &amp; Generalization</w:t>
-      </w:r>
-    </w:p>
-    <w:p>
-      <w:pPr>
-        <w:spacing w:after="160"/>
-        <w:rPr>
-          <w:noProof/>
-        </w:rPr>
-      </w:pPr>
-      <w:r>
-        <w:rPr>
-          <w:noProof/>
+        <w:t>De asemenea, un alt avantaj este ca modelul ofera un t</w:t>
+      </w:r>
+      <w:r>
+        <w:rPr>
+          <w:noProof/>
+        </w:rPr>
+        <w:t>imp de răspuns extrem de mic</w:t>
+      </w:r>
+      <w:r>
+        <w:rPr>
+          <w:noProof/>
+        </w:rPr>
+        <w:t>.</w:t>
+      </w:r>
+    </w:p>
+    <w:p>
+      <w:pPr>
+        <w:spacing w:after="160"/>
+        <w:rPr>
+          <w:noProof/>
+        </w:rPr>
+      </w:pPr>
+    </w:p>
+    <w:p>
+      <w:pPr>
+        <w:spacing w:after="160"/>
+        <w:rPr>
+          <w:noProof/>
+        </w:rPr>
+      </w:pPr>
+    </w:p>
+    <w:p>
+      <w:pPr>
+        <w:spacing w:after="160"/>
+        <w:rPr>
+          <w:noProof/>
+        </w:rPr>
+      </w:pPr>
+    </w:p>
+    <w:p>
+      <w:pPr>
+        <w:spacing w:after="160"/>
+        <w:rPr>
+          <w:noProof/>
+        </w:rPr>
+      </w:pPr>
+    </w:p>
+    <w:p>
+      <w:pPr>
+        <w:spacing w:after="160"/>
+        <w:rPr>
+          <w:noProof/>
+        </w:rPr>
+      </w:pPr>
+    </w:p>
+    <w:p>
+      <w:pPr>
+        <w:spacing w:after="160"/>
+        <w:rPr>
+          <w:noProof/>
+        </w:rPr>
+      </w:pPr>
+    </w:p>
+    <w:p>
+      <w:pPr>
+        <w:spacing w:after="160"/>
+        <w:rPr>
+          <w:noProof/>
+        </w:rPr>
+      </w:pPr>
+    </w:p>
+    <w:p>
+      <w:pPr>
+        <w:spacing w:after="160"/>
+        <w:rPr>
+          <w:noProof/>
+        </w:rPr>
+      </w:pPr>
+    </w:p>
+    <w:p>
+      <w:pPr>
+        <w:spacing w:after="160"/>
+        <w:rPr>
+          <w:noProof/>
+          <w:lang w:val="ro-RO"/>
+        </w:rPr>
+      </w:pPr>
+      <w:r>
+        <w:rPr>
+          <w:noProof/>
+          <w:lang w:val="ro-RO"/>
         </w:rPr>
         <w:lastRenderedPageBreak/>
-        <w:t>Două modele, antrenate separat, fiecare pe 6000 de motoare simulate</w:t>
-      </w:r>
-      <w:r>
-        <w:rPr>
-          <w:noProof/>
-        </w:rPr>
-        <w:t xml:space="preserve"> si testeate pe altele 800. </w:t>
-      </w:r>
-      <w:r>
-        <w:rPr>
-          <w:noProof/>
-        </w:rPr>
-        <w:t xml:space="preserve">Rețeaua </w:t>
-      </w:r>
-      <w:r>
-        <w:rPr>
-          <w:noProof/>
-        </w:rPr>
-        <w:t xml:space="preserve">este micuta cu </w:t>
-      </w:r>
-      <w:r>
-        <w:rPr>
-          <w:b/>
-          <w:bCs/>
-          <w:noProof/>
-        </w:rPr>
-        <w:t>două straturi ascunse</w:t>
-      </w:r>
-      <w:r>
-        <w:rPr>
-          <w:noProof/>
-        </w:rPr>
-        <w:t xml:space="preserve">, 32 și 16 neuroni. </w:t>
-      </w:r>
-      <w:r>
-        <w:rPr>
-          <w:noProof/>
-        </w:rPr>
-        <w:t>Functia de cost este MSE si am folosit un</w:t>
-      </w:r>
-      <w:r>
-        <w:rPr>
-          <w:noProof/>
-        </w:rPr>
-        <w:t xml:space="preserve"> optimizator Adam</w:t>
-      </w:r>
-      <w:r>
-        <w:rPr>
-          <w:noProof/>
-        </w:rPr>
-        <w:t>.</w:t>
-      </w:r>
-    </w:p>
-    <w:p>
-      <w:pPr>
-        <w:spacing w:after="160"/>
-        <w:rPr>
-          <w:noProof/>
-        </w:rPr>
-      </w:pPr>
-      <w:r>
-        <w:rPr>
-          <w:noProof/>
-        </w:rPr>
-        <w:t xml:space="preserve">Tabelul </w:t>
-      </w:r>
-      <w:r>
-        <w:rPr>
-          <w:noProof/>
-        </w:rPr>
-        <w:t>demonstreaza ca modelul nu are overfit</w:t>
-      </w:r>
-      <w:r>
-        <w:rPr>
-          <w:noProof/>
-        </w:rPr>
-        <w:t>: eroarea pe test urmărește eroarea pe antrenare la sub o treime de punct procentual</w:t>
-      </w:r>
-      <w:r>
-        <w:rPr>
-          <w:noProof/>
-        </w:rPr>
-        <w:t xml:space="preserve"> pentru k_wh</w:t>
-      </w:r>
-      <w:r>
-        <w:rPr>
-          <w:noProof/>
-        </w:rPr>
-        <w:t>.</w:t>
-      </w:r>
-    </w:p>
-    <w:p>
-      <w:pPr>
-        <w:spacing w:after="160"/>
-        <w:rPr>
-          <w:noProof/>
-        </w:rPr>
-      </w:pPr>
-      <w:r>
-        <w:rPr>
-          <w:b/>
-          <w:bCs/>
-          <w:noProof/>
-        </w:rPr>
-        <w:t>9. Residual MLP Correction</w:t>
-      </w:r>
-    </w:p>
-    <w:p>
-      <w:pPr>
-        <w:spacing w:after="160"/>
-        <w:rPr>
-          <w:noProof/>
-        </w:rPr>
-      </w:pPr>
-      <w:r>
-        <w:rPr>
-          <w:noProof/>
-        </w:rPr>
-        <w:t xml:space="preserve">Rețeaua nu prezice constanta. Prezice </w:t>
-      </w:r>
-      <w:r>
-        <w:rPr>
-          <w:b/>
-          <w:bCs/>
-          <w:noProof/>
-        </w:rPr>
-        <w:t>corecția</w:t>
-      </w:r>
-      <w:r>
-        <w:rPr>
-          <w:noProof/>
-        </w:rPr>
-        <w:t>.</w:t>
-      </w:r>
-    </w:p>
-    <w:p>
-      <w:pPr>
-        <w:spacing w:after="160"/>
-        <w:rPr>
-          <w:noProof/>
-        </w:rPr>
-      </w:pPr>
-      <w:r>
-        <w:rPr>
-          <w:noProof/>
-        </w:rPr>
-        <w:t>Estimatorul fizic oferă deja o soluție — corectă în principiu, dar imperfectă în practică, pentru că datele de senzor sunt afectate de zgomot și, adesea, de ferestre de observație incomplete.</w:t>
-      </w:r>
-    </w:p>
-    <w:p>
-      <w:pPr>
-        <w:spacing w:after="160"/>
-        <w:rPr>
-          <w:noProof/>
-        </w:rPr>
-      </w:pPr>
-      <w:r>
-        <w:rPr>
-          <w:noProof/>
-        </w:rPr>
-        <w:t xml:space="preserve">O primă abordare ar fi fost să cer rețelei estimarea directă a lui hA, independent de formulă. Am testat această variantă, iar rezultatul a fost </w:t>
-      </w:r>
-      <w:r>
-        <w:rPr>
-          <w:b/>
-          <w:bCs/>
-          <w:noProof/>
-        </w:rPr>
-        <w:t>inferior formulei însăși</w:t>
-      </w:r>
-      <w:r>
-        <w:rPr>
-          <w:b/>
-          <w:bCs/>
-          <w:noProof/>
-        </w:rPr>
-        <w:t xml:space="preserve">. </w:t>
-      </w:r>
-      <w:r>
-        <w:rPr>
-          <w:b/>
-          <w:bCs/>
-          <w:noProof/>
-        </w:rPr>
-        <w:t>Răspunsul rețelei este o corecție relativă</w:t>
-      </w:r>
-      <w:r>
-        <w:rPr>
-          <w:b/>
-          <w:bCs/>
-          <w:noProof/>
-        </w:rPr>
-        <w:t>.</w:t>
-      </w:r>
-    </w:p>
-    <w:p>
-      <w:pPr>
-        <w:spacing w:after="160"/>
-        <w:rPr>
-          <w:noProof/>
-        </w:rPr>
-      </w:pPr>
-      <w:r>
-        <w:rPr>
-          <w:noProof/>
-        </w:rPr>
-        <w:t xml:space="preserve">Și are o proprietate de siguranță: dacă rețeaua produce zero, exponențiala dă unu, iar rezultatul e exact fizica pură. </w:t>
-      </w:r>
-    </w:p>
-    <w:p>
-      <w:pPr>
-        <w:spacing w:after="160"/>
-        <w:rPr>
-          <w:noProof/>
-        </w:rPr>
-      </w:pPr>
-      <w:r>
-        <w:rPr>
-          <w:b/>
-          <w:bCs/>
-          <w:noProof/>
-        </w:rPr>
-        <w:t>10. Classical Calibration Solvers</w:t>
-      </w:r>
-    </w:p>
-    <w:p>
-      <w:pPr>
-        <w:spacing w:after="160"/>
-        <w:rPr>
-          <w:noProof/>
-        </w:rPr>
-      </w:pPr>
-      <w:r>
-        <w:rPr>
-          <w:noProof/>
-        </w:rPr>
-        <w:t xml:space="preserve">Urmatoarele grafice vor prezenta modelul propus de mine vs 5 alte </w:t>
-      </w:r>
-      <w:r>
-        <w:rPr>
-          <w:noProof/>
-        </w:rPr>
-        <w:t xml:space="preserve">metode clasice. </w:t>
-      </w:r>
-    </w:p>
-    <w:p>
-      <w:pPr>
-        <w:spacing w:after="160"/>
-        <w:rPr>
-          <w:noProof/>
-        </w:rPr>
-      </w:pPr>
-      <w:r>
-        <w:rPr>
-          <w:noProof/>
-        </w:rPr>
-        <w:t>Metoda cu algoritmi genetici: o populatie initiala de indivizi alesi random in intervalul prestabilit pentru hA si k_wh</w:t>
-      </w:r>
-      <w:r>
-        <w:rPr>
-          <w:noProof/>
-        </w:rPr>
-        <w:t xml:space="preserve"> </w:t>
-      </w:r>
-      <w:r>
-        <w:rPr>
-          <w:noProof/>
-        </w:rPr>
-        <w:t xml:space="preserve">și o evoluează generație după generație — selecție, încrucișare, mutație — păstrând mereu cel mai bun individ găsit. </w:t>
-      </w:r>
-      <w:r>
-        <w:rPr>
-          <w:noProof/>
-        </w:rPr>
-        <w:t>Se face in numar fix de iteratii.</w:t>
-      </w:r>
-    </w:p>
-    <w:p>
-      <w:pPr>
-        <w:spacing w:after="160"/>
-        <w:rPr>
-          <w:noProof/>
-        </w:rPr>
-      </w:pPr>
-      <w:r>
-        <w:rPr>
-          <w:noProof/>
-        </w:rPr>
-        <w:t>Metoda Particle Swarm Optimization: O multime de particule care converg spre o valoare globala dupa experienta personala si cea colectiva. Se face tot in numar fix de iteratii.</w:t>
-      </w:r>
-    </w:p>
-    <w:p>
-      <w:pPr>
-        <w:spacing w:after="160"/>
-        <w:rPr>
-          <w:noProof/>
-        </w:rPr>
-      </w:pPr>
-      <w:r>
-        <w:rPr>
-          <w:noProof/>
-        </w:rPr>
-        <w:t xml:space="preserve">Metoda Levenberg Marquardt: afla valoarea constantelor coborand pe gradient. Se opreste </w:t>
-      </w:r>
-      <w:r>
-        <w:rPr>
-          <w:noProof/>
-        </w:rPr>
-        <w:t>când nu mai face progres</w:t>
-      </w:r>
-      <w:r>
-        <w:rPr>
-          <w:noProof/>
-        </w:rPr>
-        <w:t>. Diferenta fata de un MLP e ca nu invata date de la un motor la altul.</w:t>
-      </w:r>
-    </w:p>
-    <w:p>
-      <w:pPr>
-        <w:spacing w:after="160"/>
-        <w:rPr>
-          <w:noProof/>
-        </w:rPr>
-      </w:pPr>
-      <w:r>
-        <w:rPr>
-          <w:b/>
-          <w:bCs/>
-          <w:noProof/>
-        </w:rPr>
-        <w:t>11. Sequential &amp; Bayesian Solvers</w:t>
-      </w:r>
-    </w:p>
-    <w:p>
-      <w:pPr>
-        <w:spacing w:after="160"/>
-        <w:rPr>
-          <w:noProof/>
-        </w:rPr>
-      </w:pPr>
-      <w:r>
-        <w:rPr>
-          <w:noProof/>
-        </w:rPr>
-        <w:t>F</w:t>
-      </w:r>
-      <w:r>
-        <w:rPr>
-          <w:noProof/>
-        </w:rPr>
-        <w:t>iltrul Kalman extins, singurul construit pentru date secvențiale, care procesează eșantion cu eșantion</w:t>
-      </w:r>
-      <w:r>
-        <w:rPr>
-          <w:noProof/>
-        </w:rPr>
-        <w:t>. L</w:t>
-      </w:r>
-      <w:r>
-        <w:rPr>
-          <w:noProof/>
-        </w:rPr>
-        <w:t>a fiecare pas prezice temperatura următoare, o compară cu măsurătoarea reală, și corectează constanta proporțional cu cât de mult a greșit.</w:t>
-      </w:r>
-    </w:p>
-    <w:p>
-      <w:pPr>
-        <w:spacing w:after="160"/>
-        <w:rPr>
-          <w:noProof/>
-        </w:rPr>
-      </w:pPr>
-      <w:r>
-        <w:rPr>
-          <w:noProof/>
-        </w:rPr>
-        <w:t xml:space="preserve">Optimizarea bayesiană — încearcă întâi </w:t>
-      </w:r>
-      <w:r>
-        <w:rPr>
-          <w:noProof/>
-        </w:rPr>
-        <w:t>un nr fix de</w:t>
-      </w:r>
-      <w:r>
-        <w:rPr>
-          <w:noProof/>
-        </w:rPr>
-        <w:t xml:space="preserve"> valori aleatoare, apoi construiește din ele un model probabilistic al erorii</w:t>
-      </w:r>
-      <w:r>
-        <w:rPr>
-          <w:noProof/>
-        </w:rPr>
-        <w:t xml:space="preserve">. </w:t>
-      </w:r>
-      <w:r>
-        <w:rPr>
-          <w:noProof/>
-        </w:rPr>
-        <w:t>Următoarel</w:t>
-      </w:r>
-      <w:r>
-        <w:rPr>
-          <w:noProof/>
-        </w:rPr>
-        <w:t xml:space="preserve">e </w:t>
-      </w:r>
-      <w:r>
-        <w:rPr>
-          <w:noProof/>
-        </w:rPr>
-        <w:t>valori</w:t>
-      </w:r>
-      <w:r>
-        <w:rPr>
-          <w:noProof/>
-        </w:rPr>
-        <w:t xml:space="preserve"> (nr fix)</w:t>
-      </w:r>
-      <w:r>
-        <w:rPr>
-          <w:noProof/>
-        </w:rPr>
-        <w:t xml:space="preserve"> sunt alese ca să echilibreze exploatarea zonelor promițătoare cu explorarea celor nesigure. Modelul se reantrenează după fiecare iterație</w:t>
-      </w:r>
-      <w:r>
-        <w:rPr>
-          <w:noProof/>
-        </w:rPr>
-        <w:t>. Are numar fix de interatii.</w:t>
-      </w:r>
-    </w:p>
-    <w:p>
-      <w:pPr>
-        <w:spacing w:after="160"/>
-        <w:rPr>
-          <w:b/>
-          <w:bCs/>
-          <w:noProof/>
-        </w:rPr>
-      </w:pPr>
-      <w:r>
-        <w:rPr>
-          <w:b/>
-          <w:bCs/>
-          <w:noProof/>
-        </w:rPr>
-        <w:t>12. 1-Node Testbed Benchmark</w:t>
-      </w:r>
-    </w:p>
-    <w:p>
-      <w:pPr>
-        <w:spacing w:after="160"/>
-        <w:rPr>
-          <w:noProof/>
-        </w:rPr>
-      </w:pPr>
-      <w:r>
-        <w:rPr>
-          <w:noProof/>
-        </w:rPr>
-        <w:t>Am propus 5 axe de evaluare a modelelor: acuratet</w:t>
-      </w:r>
-      <w:r>
-        <w:rPr>
-          <w:noProof/>
-        </w:rPr>
-        <w:t>e, viteza</w:t>
-      </w:r>
-      <w:r>
-        <w:rPr>
-          <w:noProof/>
-        </w:rPr>
-        <w:t xml:space="preserve">, </w:t>
-      </w:r>
-      <w:r>
-        <w:rPr>
-          <w:noProof/>
-        </w:rPr>
-        <w:t>degrad</w:t>
-      </w:r>
-      <w:r>
-        <w:rPr>
-          <w:noProof/>
-        </w:rPr>
-        <w:t>area</w:t>
-      </w:r>
-      <w:r>
-        <w:rPr>
-          <w:noProof/>
-        </w:rPr>
-        <w:t xml:space="preserve"> fiecare</w:t>
-      </w:r>
-      <w:r>
-        <w:rPr>
-          <w:noProof/>
-        </w:rPr>
-        <w:t>i</w:t>
-      </w:r>
-      <w:r>
-        <w:rPr>
-          <w:noProof/>
-        </w:rPr>
-        <w:t xml:space="preserve"> metod</w:t>
-      </w:r>
-      <w:r>
-        <w:rPr>
-          <w:noProof/>
-        </w:rPr>
-        <w:t>e</w:t>
-      </w:r>
-      <w:r>
-        <w:rPr>
-          <w:noProof/>
-        </w:rPr>
-        <w:t xml:space="preserve"> când primește date incomplete</w:t>
-      </w:r>
-      <w:r>
-        <w:rPr>
-          <w:noProof/>
-        </w:rPr>
-        <w:t>,</w:t>
-      </w:r>
-      <w:r>
-        <w:rPr>
-          <w:noProof/>
-        </w:rPr>
-        <w:t xml:space="preserve"> convergenta (</w:t>
-      </w:r>
-      <w:r>
-        <w:rPr>
-          <w:noProof/>
-        </w:rPr>
-        <w:t>daca modelul ajunge sau nu la raspunsul corect</w:t>
-      </w:r>
-      <w:r>
-        <w:rPr>
-          <w:noProof/>
-        </w:rPr>
-        <w:t>)</w:t>
-      </w:r>
-      <w:r>
-        <w:rPr>
-          <w:noProof/>
-        </w:rPr>
-        <w:t xml:space="preserve"> si scalabilitatea.</w:t>
-      </w:r>
-    </w:p>
-    <w:p>
-      <w:pPr>
-        <w:spacing w:after="160"/>
-        <w:rPr>
-          <w:noProof/>
-        </w:rPr>
-      </w:pPr>
-      <w:r>
-        <w:rPr>
-          <w:noProof/>
-        </w:rPr>
-        <w:t>P</w:t>
-      </w:r>
-      <w:r>
-        <w:rPr>
-          <w:noProof/>
-        </w:rPr>
-        <w:t>e testul cu o constanta de aflat avem urmatoarele rezultate</w:t>
-      </w:r>
-      <w:r>
-        <w:rPr>
-          <w:noProof/>
-        </w:rPr>
-        <w:t>:</w:t>
-      </w:r>
-    </w:p>
-    <w:p>
-      <w:pPr>
-        <w:spacing w:after="160"/>
-        <w:rPr>
-          <w:noProof/>
-        </w:rPr>
-      </w:pPr>
-      <w:r>
-        <w:rPr>
-          <w:noProof/>
-        </w:rPr>
-        <w:t>EKF e cel mai precis</w:t>
-      </w:r>
-      <w:r>
-        <w:rPr>
-          <w:noProof/>
-        </w:rPr>
-        <w:t xml:space="preserve"> si </w:t>
-      </w:r>
-      <w:r>
-        <w:rPr>
-          <w:noProof/>
-        </w:rPr>
-        <w:t>MLP al doilea,</w:t>
-      </w:r>
-      <w:r>
-        <w:rPr>
-          <w:noProof/>
-        </w:rPr>
-        <w:t xml:space="preserve"> dar cu o diferenta de </w:t>
-      </w:r>
-      <w:r>
-        <w:rPr>
-          <w:noProof/>
-        </w:rPr>
-        <w:t>0.16 puncte procentuale</w:t>
-      </w:r>
-      <w:r>
-        <w:rPr>
-          <w:noProof/>
-        </w:rPr>
-        <w:t>.</w:t>
-      </w:r>
-    </w:p>
-    <w:p>
-      <w:pPr>
-        <w:spacing w:after="160"/>
-        <w:rPr>
-          <w:noProof/>
-        </w:rPr>
-      </w:pPr>
-      <w:r>
-        <w:rPr>
-          <w:noProof/>
-        </w:rPr>
-        <w:t>MLP dă răspunsul în 0,77 milisecunde — de 14 ori mai rapid decât următorul solver. Și e una dintre cele două metode cu rată de convergență de sută la sută. Iar dacă îi dau doar primele zece minute din cincizeci — o fereastră redusă la 20% — MLP rămâne la 4,7% eroare, în timp ce Levenberg-Marquardt explodează la 162%</w:t>
-      </w:r>
-      <w:r>
-        <w:rPr>
-          <w:noProof/>
-        </w:rPr>
-        <w:t>.</w:t>
-      </w:r>
-    </w:p>
-    <w:p>
-      <w:pPr>
-        <w:spacing w:after="160"/>
-        <w:rPr>
-          <w:noProof/>
-        </w:rPr>
-      </w:pPr>
-      <w:r>
-        <w:rPr>
-          <w:b/>
-          <w:bCs/>
-          <w:noProof/>
-        </w:rPr>
-        <w:t>13. 2-Node Testbed Benchmark</w:t>
-      </w:r>
-    </w:p>
-    <w:p>
-      <w:pPr>
-        <w:spacing w:after="160"/>
-        <w:rPr>
-          <w:noProof/>
-        </w:rPr>
-      </w:pPr>
-      <w:r>
-        <w:rPr>
-          <w:noProof/>
-        </w:rPr>
-        <w:t>Pentru testul cu doua constante</w:t>
-      </w:r>
-      <w:r>
-        <w:rPr>
-          <w:noProof/>
-        </w:rPr>
-        <w:t>, MLP e cel mai precis pe hA, cu 1,29%. Dar pe k_wh EKF e mai bun: 1,2% față de 3,1%.</w:t>
-      </w:r>
-    </w:p>
-    <w:p>
-      <w:pPr>
-        <w:spacing w:after="160"/>
-        <w:rPr>
-          <w:noProof/>
-        </w:rPr>
-      </w:pPr>
-      <w:r>
-        <w:rPr>
-          <w:noProof/>
-        </w:rPr>
-        <w:t>În schimb, MLP e singura metodă cu convergență de sută la sută pe ambii parametri simultan</w:t>
-      </w:r>
-      <w:r>
-        <w:rPr>
-          <w:noProof/>
-        </w:rPr>
-        <w:t xml:space="preserve"> si de </w:t>
-      </w:r>
-      <w:r>
-        <w:rPr>
-          <w:noProof/>
-        </w:rPr>
-        <w:t xml:space="preserve">18.6× </w:t>
-      </w:r>
-      <w:r>
-        <w:rPr>
-          <w:noProof/>
-        </w:rPr>
-        <w:t>mai rapid decat urmatorul cel mai bun solver.</w:t>
-      </w:r>
-    </w:p>
-    <w:p>
-      <w:pPr>
-        <w:spacing w:after="160"/>
-        <w:rPr>
-          <w:b/>
-          <w:bCs/>
-          <w:noProof/>
-        </w:rPr>
-      </w:pPr>
-      <w:r>
-        <w:rPr>
-          <w:b/>
-          <w:bCs/>
-          <w:noProof/>
-        </w:rPr>
-        <w:t>1</w:t>
-      </w:r>
-      <w:r>
-        <w:rPr>
-          <w:b/>
-          <w:bCs/>
-          <w:noProof/>
-        </w:rPr>
-        <w:t xml:space="preserve">4. Speed vs. Accuracy Trade-off </w:t>
-      </w:r>
-    </w:p>
-    <w:p>
-      <w:pPr>
-        <w:spacing w:after="160"/>
-        <w:rPr>
-          <w:noProof/>
-        </w:rPr>
-      </w:pPr>
-      <w:r>
-        <w:rPr>
-          <w:noProof/>
-        </w:rPr>
-        <w:lastRenderedPageBreak/>
-        <w:t xml:space="preserve">Fiecare punct e o metodă. Cadranul din stânga-jos înseamnă rapid și precis </w:t>
-      </w:r>
-      <w:r>
-        <w:rPr>
-          <w:noProof/>
-        </w:rPr>
-        <w:t>unde se observa</w:t>
-      </w:r>
-      <w:r>
-        <w:rPr>
-          <w:noProof/>
-        </w:rPr>
-        <w:t>: MLP și EKF. Euristicile bazate pe populație sunt cu trei ordine de mărime mai lente, fără să câștige nimic la acuratețe.</w:t>
-      </w:r>
-    </w:p>
-    <w:p>
-      <w:pPr>
-        <w:spacing w:after="160"/>
-        <w:rPr>
-          <w:noProof/>
-        </w:rPr>
-      </w:pPr>
-      <w:r>
-        <w:rPr>
-          <w:b/>
-          <w:bCs/>
-          <w:noProof/>
-        </w:rPr>
-        <w:t>1</w:t>
-      </w:r>
-      <w:r>
-        <w:rPr>
-          <w:b/>
-          <w:bCs/>
-          <w:noProof/>
-        </w:rPr>
-        <w:t>5</w:t>
-      </w:r>
-      <w:r>
-        <w:rPr>
-          <w:b/>
-          <w:bCs/>
-          <w:noProof/>
-        </w:rPr>
-        <w:t>. Scalability Penalty</w:t>
-      </w:r>
-    </w:p>
-    <w:p>
-      <w:pPr>
-        <w:spacing w:after="160"/>
-        <w:rPr>
-          <w:noProof/>
-        </w:rPr>
-      </w:pPr>
-      <w:r>
-        <w:rPr>
-          <w:noProof/>
-        </w:rPr>
-        <w:t>Ce se întâmplă când trec de la un parametru la doi. GA, PSO și LM plătesc de 17 până la 19 ori mai mult timp. MLP și EKF sunt practic neafectate — 1,15 și 1,27. Bayesian stă la mijloc, la 2,3.</w:t>
-      </w:r>
-    </w:p>
-    <w:p>
-      <w:pPr>
-        <w:spacing w:after="160"/>
-        <w:rPr>
-          <w:noProof/>
-        </w:rPr>
-      </w:pPr>
-      <w:r>
-        <w:rPr>
-          <w:b/>
-          <w:bCs/>
-          <w:noProof/>
-        </w:rPr>
-        <w:t>1</w:t>
-      </w:r>
-      <w:r>
-        <w:rPr>
-          <w:b/>
-          <w:bCs/>
-          <w:noProof/>
-        </w:rPr>
-        <w:t>6</w:t>
-      </w:r>
-      <w:r>
-        <w:rPr>
-          <w:b/>
-          <w:bCs/>
-          <w:noProof/>
-        </w:rPr>
-        <w:t>. Where the Learning Actually Pays Off</w:t>
-      </w:r>
-    </w:p>
-    <w:p>
-      <w:pPr>
-        <w:spacing w:after="160"/>
-        <w:rPr>
-          <w:noProof/>
-        </w:rPr>
-      </w:pPr>
-      <w:r>
-        <w:rPr>
-          <w:noProof/>
-        </w:rPr>
-        <w:t xml:space="preserve">Pe </w:t>
-      </w:r>
-      <w:r>
-        <w:rPr>
-          <w:noProof/>
-        </w:rPr>
-        <w:t xml:space="preserve">o </w:t>
-      </w:r>
-      <w:r>
-        <w:rPr>
-          <w:noProof/>
-        </w:rPr>
-        <w:t>fereastră</w:t>
-      </w:r>
-      <w:r>
-        <w:rPr>
-          <w:noProof/>
-        </w:rPr>
-        <w:t xml:space="preserve"> mai larga</w:t>
-      </w:r>
-      <w:r>
-        <w:rPr>
-          <w:noProof/>
-        </w:rPr>
-        <w:t>, formula fizică e deja aproape optimă, iar rețeaua doar o egalează: 1,79 față de 1,81. Practic, ML-ul nu aduce nimic acolo.</w:t>
-      </w:r>
-    </w:p>
-    <w:p>
-      <w:pPr>
-        <w:spacing w:after="160"/>
-        <w:rPr>
-          <w:noProof/>
-        </w:rPr>
-      </w:pPr>
-      <w:r>
-        <w:rPr>
-          <w:noProof/>
-        </w:rPr>
-        <w:t>Dar pe măsură ce scurtez fereastra, motorul nu mai apucă să se stabilizeze, formula se degradează abrupt — și acolo corecția învățată recuperează jumătate din eroare: 23% față de 58%.</w:t>
-      </w:r>
-    </w:p>
-    <w:p>
-      <w:pPr>
-        <w:spacing w:after="160"/>
-        <w:rPr>
-          <w:noProof/>
-        </w:rPr>
-      </w:pPr>
-      <w:r>
-        <w:rPr>
-          <w:noProof/>
-        </w:rPr>
-        <w:t>Iar fereastra scurtă e exact ce ai într-o calibrare live.</w:t>
-      </w:r>
-    </w:p>
-    <w:p>
-      <w:pPr>
-        <w:spacing w:after="160"/>
-        <w:rPr>
-          <w:noProof/>
-        </w:rPr>
-      </w:pPr>
-      <w:r>
-        <w:rPr>
-          <w:b/>
-          <w:bCs/>
-          <w:noProof/>
-        </w:rPr>
-        <w:t>1</w:t>
-      </w:r>
-      <w:r>
-        <w:rPr>
-          <w:b/>
-          <w:bCs/>
-          <w:noProof/>
-        </w:rPr>
-        <w:t>7</w:t>
-      </w:r>
-      <w:r>
-        <w:rPr>
-          <w:b/>
-          <w:bCs/>
-          <w:noProof/>
-        </w:rPr>
-        <w:t xml:space="preserve">. Conclusions </w:t>
-      </w:r>
-    </w:p>
-    <w:p>
-      <w:pPr>
-        <w:spacing w:after="160"/>
-        <w:rPr>
-          <w:noProof/>
-        </w:rPr>
-      </w:pPr>
-      <w:r>
-        <w:rPr>
-          <w:noProof/>
-        </w:rPr>
-        <w:t xml:space="preserve">Trei concluzii. Zero rulări de simulator per calibrare, față de 520 până la 1100 pentru euristici — costul căutării e plătit o singură dată, offline. </w:t>
-      </w:r>
-      <w:r>
-        <w:rPr>
-          <w:noProof/>
-        </w:rPr>
-        <w:t>M</w:t>
-      </w:r>
-      <w:r>
-        <w:rPr>
-          <w:noProof/>
-        </w:rPr>
-        <w:t xml:space="preserve">odelul va ajunge </w:t>
-      </w:r>
-      <w:r>
-        <w:rPr>
-          <w:b/>
-          <w:bCs/>
-          <w:noProof/>
-        </w:rPr>
-        <w:t>întotdeauna</w:t>
-      </w:r>
-      <w:r>
-        <w:rPr>
-          <w:noProof/>
-        </w:rPr>
-        <w:t xml:space="preserve"> la o soluție optimă și stabilă (rata de succes de 100%), indiferent de valorile de la care pornește algoritmul la începutul antrenării.</w:t>
-      </w:r>
-      <w:r>
-        <w:rPr>
-          <w:noProof/>
-        </w:rPr>
-        <w:t xml:space="preserve"> </w:t>
-      </w:r>
-      <w:r>
-        <w:rPr>
-          <w:noProof/>
-        </w:rPr>
-        <w:t>De asemenea, un alt avantaj este ca modelul ofera un t</w:t>
-      </w:r>
-      <w:r>
-        <w:rPr>
-          <w:noProof/>
-        </w:rPr>
-        <w:t>imp de răspuns extrem de mic</w:t>
-      </w:r>
-      <w:r>
-        <w:rPr>
-          <w:noProof/>
-        </w:rPr>
-        <w:t>.</w:t>
-      </w:r>
-    </w:p>
-    <w:p>
-      <w:pPr>
-        <w:spacing w:after="160"/>
-        <w:rPr>
-          <w:noProof/>
-          <w:lang w:val="ro-RO"/>
-        </w:rPr>
-      </w:pPr>
-      <w:r>
-        <w:rPr>
-          <w:noProof/>
-          <w:lang w:val="ro-RO"/>
-        </w:rPr>
         <w:drawing>
           <wp:inline distT="0" distB="0" distL="0" distR="0" wp14:anchorId="698881E6" wp14:editId="11ADF44B">
             <wp:extent cx="5731510" cy="3508375"/>
@@ -2310,7 +2402,6 @@
           <w:noProof/>
           <w:lang w:val="ro-RO"/>
         </w:rPr>
-        <w:lastRenderedPageBreak/>
         <w:drawing>
           <wp:inline distT="0" distB="0" distL="0" distR="0" wp14:anchorId="10A2069A" wp14:editId="6E54B6FA">
             <wp:extent cx="5731510" cy="3557905"/>
@@ -3540,6 +3631,7 @@
   <w:style w:type="character" w:default="1" w:styleId="DefaultParagraphFont">
     <w:name w:val="Default Paragraph Font"/>
     <w:uiPriority w:val="1"/>
+    <w:semiHidden/>
     <w:unhideWhenUsed/>
   </w:style>
   <w:style w:type="table" w:default="1" w:styleId="TableNormal">
